--- a/project/documents/formaldocuments/ApplicationDataSheet_NEW2assigneeMulti.docx
+++ b/project/documents/formaldocuments/ApplicationDataSheet_NEW2assigneeMulti.docx
@@ -1,6 +1,6 @@
 
 <file path=word/document.xml><?xml version="1.0" encoding="utf-8"?>
-<w:document xmlns:wpc="http://schemas.microsoft.com/office/word/2010/wordprocessingCanvas" xmlns:cx="http://schemas.microsoft.com/office/drawing/2014/chartex" xmlns:cx1="http://schemas.microsoft.com/office/drawing/2015/9/8/chartex" xmlns:cx2="http://schemas.microsoft.com/office/drawing/2015/10/21/chartex" xmlns:cx3="http://schemas.microsoft.com/office/drawing/2016/5/9/chartex" xmlns:cx4="http://schemas.microsoft.com/office/drawing/2016/5/10/chartex" xmlns:cx5="http://schemas.microsoft.com/office/drawing/2016/5/11/chartex" xmlns:cx6="http://schemas.microsoft.com/office/drawing/2016/5/12/chartex" xmlns:cx7="http://schemas.microsoft.com/office/drawing/2016/5/13/chartex" xmlns:cx8="http://schemas.microsoft.com/office/drawing/2016/5/14/chartex" xmlns:mc="http://schemas.openxmlformats.org/markup-compatibility/2006" xmlns:aink="http://schemas.microsoft.com/office/drawing/2016/ink" xmlns:am3d="http://schemas.microsoft.com/office/drawing/2017/model3d" xmlns:o="urn:schemas-microsoft-com:office:office" xmlns:oel="http://schemas.microsoft.com/office/2019/extlst" xmlns:r="http://schemas.openxmlformats.org/officeDocument/2006/relationships" xmlns:m="http://schemas.openxmlformats.org/officeDocument/2006/math" xmlns:v="urn:schemas-microsoft-com:vml" xmlns:wp14="http://schemas.microsoft.com/office/word/2010/wordprocessingDrawing" xmlns:wp="http://schemas.openxmlformats.org/drawingml/2006/wordprocessingDrawing" xmlns:w10="urn:schemas-microsoft-com:office:word" xmlns:w="http://schemas.openxmlformats.org/wordprocessingml/2006/main" xmlns:w14="http://schemas.microsoft.com/office/word/2010/wordml" xmlns:w15="http://schemas.microsoft.com/office/word/2012/wordml" xmlns:w16cex="http://schemas.microsoft.com/office/word/2018/wordml/cex" xmlns:w16cid="http://schemas.microsoft.com/office/word/2016/wordml/cid" xmlns:w16="http://schemas.microsoft.com/office/word/2018/wordml" xmlns:w16sdtdh="http://schemas.microsoft.com/office/word/2020/wordml/sdtdatahash" xmlns:w16se="http://schemas.microsoft.com/office/word/2015/wordml/symex" xmlns:wpg="http://schemas.microsoft.com/office/word/2010/wordprocessingGroup" xmlns:wpi="http://schemas.microsoft.com/office/word/2010/wordprocessingInk" xmlns:wne="http://schemas.microsoft.com/office/word/2006/wordml" xmlns:wps="http://schemas.microsoft.com/office/word/2010/wordprocessingShape" mc:Ignorable="w14 w15 w16se w16cid w16 w16cex w16sdtdh wp14">
+<w:document xmlns:wpc="http://schemas.microsoft.com/office/word/2010/wordprocessingCanvas" xmlns:cx="http://schemas.microsoft.com/office/drawing/2014/chartex" xmlns:cx1="http://schemas.microsoft.com/office/drawing/2015/9/8/chartex" xmlns:cx2="http://schemas.microsoft.com/office/drawing/2015/10/21/chartex" xmlns:cx3="http://schemas.microsoft.com/office/drawing/2016/5/9/chartex" xmlns:cx4="http://schemas.microsoft.com/office/drawing/2016/5/10/chartex" xmlns:cx5="http://schemas.microsoft.com/office/drawing/2016/5/11/chartex" xmlns:cx6="http://schemas.microsoft.com/office/drawing/2016/5/12/chartex" xmlns:cx7="http://schemas.microsoft.com/office/drawing/2016/5/13/chartex" xmlns:cx8="http://schemas.microsoft.com/office/drawing/2016/5/14/chartex" xmlns:mc="http://schemas.openxmlformats.org/markup-compatibility/2006" xmlns:aink="http://schemas.microsoft.com/office/drawing/2016/ink" xmlns:am3d="http://schemas.microsoft.com/office/drawing/2017/model3d" xmlns:o="urn:schemas-microsoft-com:office:office" xmlns:oel="http://schemas.microsoft.com/office/2019/extlst" xmlns:r="http://schemas.openxmlformats.org/officeDocument/2006/relationships" xmlns:m="http://schemas.openxmlformats.org/officeDocument/2006/math" xmlns:v="urn:schemas-microsoft-com:vml" xmlns:wp14="http://schemas.microsoft.com/office/word/2010/wordprocessingDrawing" xmlns:wp="http://schemas.openxmlformats.org/drawingml/2006/wordprocessingDrawing" xmlns:w10="urn:schemas-microsoft-com:office:word" xmlns:w="http://schemas.openxmlformats.org/wordprocessingml/2006/main" xmlns:w14="http://schemas.microsoft.com/office/word/2010/wordml" xmlns:w15="http://schemas.microsoft.com/office/word/2012/wordml" xmlns:w16cex="http://schemas.microsoft.com/office/word/2018/wordml/cex" xmlns:w16cid="http://schemas.microsoft.com/office/word/2016/wordml/cid" xmlns:w16="http://schemas.microsoft.com/office/word/2018/wordml" xmlns:w16du="http://schemas.microsoft.com/office/word/2023/wordml/word16du" xmlns:w16sdtdh="http://schemas.microsoft.com/office/word/2020/wordml/sdtdatahash" xmlns:w16sdtfl="http://schemas.microsoft.com/office/word/2024/wordml/sdtformatlock" xmlns:w16se="http://schemas.microsoft.com/office/word/2015/wordml/symex" xmlns:wpg="http://schemas.microsoft.com/office/word/2010/wordprocessingGroup" xmlns:wpi="http://schemas.microsoft.com/office/word/2010/wordprocessingInk" xmlns:wne="http://schemas.microsoft.com/office/word/2006/wordml" xmlns:wps="http://schemas.microsoft.com/office/word/2010/wordprocessingShape" mc:Ignorable="w14 w15 w16se w16cid w16 w16cex w16sdtdh w16sdtfl w16du wp14">
   <w:body>
     <w:p>
       <w:pPr>
@@ -118,7 +118,21 @@
               <w:rPr>
                 <w:b/>
               </w:rPr>
-              <w:t>&lt;&lt;assigneeCnt&gt;</w:t>
+              <w:t>&lt;&lt;</w:t>
+            </w:r>
+            <w:proofErr w:type="spellStart"/>
+            <w:r>
+              <w:rPr>
+                <w:b/>
+              </w:rPr>
+              <w:t>assigneeCnt</w:t>
+            </w:r>
+            <w:proofErr w:type="spellEnd"/>
+            <w:r>
+              <w:rPr>
+                <w:b/>
+              </w:rPr>
+              <w:t>&gt;</w:t>
             </w:r>
             <w:proofErr w:type="gramStart"/>
             <w:r>
@@ -2118,7 +2132,21 @@
               <w:rPr>
                 <w:rFonts w:cstheme="minorHAnsi"/>
               </w:rPr>
-              <w:t xml:space="preserve"> &lt;&lt;assigneeCity&gt;&gt;</w:t>
+              <w:t xml:space="preserve"> &lt;&lt;</w:t>
+            </w:r>
+            <w:proofErr w:type="spellStart"/>
+            <w:r>
+              <w:rPr>
+                <w:rFonts w:cstheme="minorHAnsi"/>
+              </w:rPr>
+              <w:t>assigneeCity</w:t>
+            </w:r>
+            <w:proofErr w:type="spellEnd"/>
+            <w:r>
+              <w:rPr>
+                <w:rFonts w:cstheme="minorHAnsi"/>
+              </w:rPr>
+              <w:t>&gt;&gt;</w:t>
             </w:r>
           </w:p>
         </w:tc>
@@ -2195,7 +2223,21 @@
               <w:rPr>
                 <w:rFonts w:cstheme="minorHAnsi"/>
               </w:rPr>
-              <w:t xml:space="preserve"> &lt;&lt;assigneeState&gt;&gt;</w:t>
+              <w:t xml:space="preserve"> &lt;&lt;</w:t>
+            </w:r>
+            <w:proofErr w:type="spellStart"/>
+            <w:r>
+              <w:rPr>
+                <w:rFonts w:cstheme="minorHAnsi"/>
+              </w:rPr>
+              <w:t>assigneeState</w:t>
+            </w:r>
+            <w:proofErr w:type="spellEnd"/>
+            <w:r>
+              <w:rPr>
+                <w:rFonts w:cstheme="minorHAnsi"/>
+              </w:rPr>
+              <w:t>&gt;&gt;</w:t>
             </w:r>
           </w:p>
         </w:tc>
@@ -2266,7 +2308,21 @@
               <w:rPr>
                 <w:rFonts w:eastAsia="Arial" w:cstheme="minorHAnsi"/>
               </w:rPr>
-              <w:t xml:space="preserve"> &lt;&lt;assigneeCountry&gt;&gt;</w:t>
+              <w:t xml:space="preserve"> &lt;&lt;</w:t>
+            </w:r>
+            <w:proofErr w:type="spellStart"/>
+            <w:r>
+              <w:rPr>
+                <w:rFonts w:eastAsia="Arial" w:cstheme="minorHAnsi"/>
+              </w:rPr>
+              <w:t>assigneeCountry</w:t>
+            </w:r>
+            <w:proofErr w:type="spellEnd"/>
+            <w:r>
+              <w:rPr>
+                <w:rFonts w:eastAsia="Arial" w:cstheme="minorHAnsi"/>
+              </w:rPr>
+              <w:t>&gt;&gt;</w:t>
             </w:r>
           </w:p>
         </w:tc>
@@ -2339,7 +2395,21 @@
               <w:rPr>
                 <w:rFonts w:cstheme="minorHAnsi"/>
               </w:rPr>
-              <w:t xml:space="preserve"> &lt;&lt;assigneeZip&gt;&gt;</w:t>
+              <w:t xml:space="preserve"> &lt;&lt;</w:t>
+            </w:r>
+            <w:proofErr w:type="spellStart"/>
+            <w:r>
+              <w:rPr>
+                <w:rFonts w:cstheme="minorHAnsi"/>
+              </w:rPr>
+              <w:t>assigneeZip</w:t>
+            </w:r>
+            <w:proofErr w:type="spellEnd"/>
+            <w:r>
+              <w:rPr>
+                <w:rFonts w:cstheme="minorHAnsi"/>
+              </w:rPr>
+              <w:t>&gt;&gt;</w:t>
             </w:r>
           </w:p>
         </w:tc>
@@ -2572,8 +2642,8 @@
         <w:widowControl/>
         <w:rPr>
           <w:b/>
-          <w:sz w:val="28"/>
-          <w:szCs w:val="28"/>
+          <w:sz w:val="2"/>
+          <w:szCs w:val="2"/>
         </w:rPr>
       </w:pPr>
     </w:p>
@@ -2602,7 +2672,7 @@
 </file>
 
 <file path=word/endnotes.xml><?xml version="1.0" encoding="utf-8"?>
-<w:endnotes xmlns:wpc="http://schemas.microsoft.com/office/word/2010/wordprocessingCanvas" xmlns:cx="http://schemas.microsoft.com/office/drawing/2014/chartex" xmlns:cx1="http://schemas.microsoft.com/office/drawing/2015/9/8/chartex" xmlns:cx2="http://schemas.microsoft.com/office/drawing/2015/10/21/chartex" xmlns:cx3="http://schemas.microsoft.com/office/drawing/2016/5/9/chartex" xmlns:cx4="http://schemas.microsoft.com/office/drawing/2016/5/10/chartex" xmlns:cx5="http://schemas.microsoft.com/office/drawing/2016/5/11/chartex" xmlns:cx6="http://schemas.microsoft.com/office/drawing/2016/5/12/chartex" xmlns:cx7="http://schemas.microsoft.com/office/drawing/2016/5/13/chartex" xmlns:cx8="http://schemas.microsoft.com/office/drawing/2016/5/14/chartex" xmlns:mc="http://schemas.openxmlformats.org/markup-compatibility/2006" xmlns:aink="http://schemas.microsoft.com/office/drawing/2016/ink" xmlns:am3d="http://schemas.microsoft.com/office/drawing/2017/model3d" xmlns:o="urn:schemas-microsoft-com:office:office" xmlns:oel="http://schemas.microsoft.com/office/2019/extlst" xmlns:r="http://schemas.openxmlformats.org/officeDocument/2006/relationships" xmlns:m="http://schemas.openxmlformats.org/officeDocument/2006/math" xmlns:v="urn:schemas-microsoft-com:vml" xmlns:wp14="http://schemas.microsoft.com/office/word/2010/wordprocessingDrawing" xmlns:wp="http://schemas.openxmlformats.org/drawingml/2006/wordprocessingDrawing" xmlns:w10="urn:schemas-microsoft-com:office:word" xmlns:w="http://schemas.openxmlformats.org/wordprocessingml/2006/main" xmlns:w14="http://schemas.microsoft.com/office/word/2010/wordml" xmlns:w15="http://schemas.microsoft.com/office/word/2012/wordml" xmlns:w16cex="http://schemas.microsoft.com/office/word/2018/wordml/cex" xmlns:w16cid="http://schemas.microsoft.com/office/word/2016/wordml/cid" xmlns:w16="http://schemas.microsoft.com/office/word/2018/wordml" xmlns:w16sdtdh="http://schemas.microsoft.com/office/word/2020/wordml/sdtdatahash" xmlns:w16se="http://schemas.microsoft.com/office/word/2015/wordml/symex" xmlns:wpg="http://schemas.microsoft.com/office/word/2010/wordprocessingGroup" xmlns:wpi="http://schemas.microsoft.com/office/word/2010/wordprocessingInk" xmlns:wne="http://schemas.microsoft.com/office/word/2006/wordml" xmlns:wps="http://schemas.microsoft.com/office/word/2010/wordprocessingShape" mc:Ignorable="w14 w15 w16se w16cid w16 w16cex w16sdtdh wp14">
+<w:endnotes xmlns:wpc="http://schemas.microsoft.com/office/word/2010/wordprocessingCanvas" xmlns:cx="http://schemas.microsoft.com/office/drawing/2014/chartex" xmlns:cx1="http://schemas.microsoft.com/office/drawing/2015/9/8/chartex" xmlns:cx2="http://schemas.microsoft.com/office/drawing/2015/10/21/chartex" xmlns:cx3="http://schemas.microsoft.com/office/drawing/2016/5/9/chartex" xmlns:cx4="http://schemas.microsoft.com/office/drawing/2016/5/10/chartex" xmlns:cx5="http://schemas.microsoft.com/office/drawing/2016/5/11/chartex" xmlns:cx6="http://schemas.microsoft.com/office/drawing/2016/5/12/chartex" xmlns:cx7="http://schemas.microsoft.com/office/drawing/2016/5/13/chartex" xmlns:cx8="http://schemas.microsoft.com/office/drawing/2016/5/14/chartex" xmlns:mc="http://schemas.openxmlformats.org/markup-compatibility/2006" xmlns:aink="http://schemas.microsoft.com/office/drawing/2016/ink" xmlns:am3d="http://schemas.microsoft.com/office/drawing/2017/model3d" xmlns:o="urn:schemas-microsoft-com:office:office" xmlns:oel="http://schemas.microsoft.com/office/2019/extlst" xmlns:r="http://schemas.openxmlformats.org/officeDocument/2006/relationships" xmlns:m="http://schemas.openxmlformats.org/officeDocument/2006/math" xmlns:v="urn:schemas-microsoft-com:vml" xmlns:wp14="http://schemas.microsoft.com/office/word/2010/wordprocessingDrawing" xmlns:wp="http://schemas.openxmlformats.org/drawingml/2006/wordprocessingDrawing" xmlns:w10="urn:schemas-microsoft-com:office:word" xmlns:w="http://schemas.openxmlformats.org/wordprocessingml/2006/main" xmlns:w14="http://schemas.microsoft.com/office/word/2010/wordml" xmlns:w15="http://schemas.microsoft.com/office/word/2012/wordml" xmlns:w16cex="http://schemas.microsoft.com/office/word/2018/wordml/cex" xmlns:w16cid="http://schemas.microsoft.com/office/word/2016/wordml/cid" xmlns:w16="http://schemas.microsoft.com/office/word/2018/wordml" xmlns:w16du="http://schemas.microsoft.com/office/word/2023/wordml/word16du" xmlns:w16sdtdh="http://schemas.microsoft.com/office/word/2020/wordml/sdtdatahash" xmlns:w16sdtfl="http://schemas.microsoft.com/office/word/2024/wordml/sdtformatlock" xmlns:w16se="http://schemas.microsoft.com/office/word/2015/wordml/symex" xmlns:wpg="http://schemas.microsoft.com/office/word/2010/wordprocessingGroup" xmlns:wpi="http://schemas.microsoft.com/office/word/2010/wordprocessingInk" xmlns:wne="http://schemas.microsoft.com/office/word/2006/wordml" xmlns:wps="http://schemas.microsoft.com/office/word/2010/wordprocessingShape" mc:Ignorable="w14 w15 w16se w16cid w16 w16cex w16sdtdh w16sdtfl w16du wp14">
   <w:endnote w:type="separator" w:id="-1">
     <w:p>
       <w:pPr>
@@ -2627,7 +2697,7 @@
 </file>
 
 <file path=word/footer1.xml><?xml version="1.0" encoding="utf-8"?>
-<w:ftr xmlns:wpc="http://schemas.microsoft.com/office/word/2010/wordprocessingCanvas" xmlns:cx="http://schemas.microsoft.com/office/drawing/2014/chartex" xmlns:cx1="http://schemas.microsoft.com/office/drawing/2015/9/8/chartex" xmlns:cx2="http://schemas.microsoft.com/office/drawing/2015/10/21/chartex" xmlns:cx3="http://schemas.microsoft.com/office/drawing/2016/5/9/chartex" xmlns:cx4="http://schemas.microsoft.com/office/drawing/2016/5/10/chartex" xmlns:cx5="http://schemas.microsoft.com/office/drawing/2016/5/11/chartex" xmlns:cx6="http://schemas.microsoft.com/office/drawing/2016/5/12/chartex" xmlns:cx7="http://schemas.microsoft.com/office/drawing/2016/5/13/chartex" xmlns:cx8="http://schemas.microsoft.com/office/drawing/2016/5/14/chartex" xmlns:mc="http://schemas.openxmlformats.org/markup-compatibility/2006" xmlns:aink="http://schemas.microsoft.com/office/drawing/2016/ink" xmlns:am3d="http://schemas.microsoft.com/office/drawing/2017/model3d" xmlns:o="urn:schemas-microsoft-com:office:office" xmlns:oel="http://schemas.microsoft.com/office/2019/extlst" xmlns:r="http://schemas.openxmlformats.org/officeDocument/2006/relationships" xmlns:m="http://schemas.openxmlformats.org/officeDocument/2006/math" xmlns:v="urn:schemas-microsoft-com:vml" xmlns:wp14="http://schemas.microsoft.com/office/word/2010/wordprocessingDrawing" xmlns:wp="http://schemas.openxmlformats.org/drawingml/2006/wordprocessingDrawing" xmlns:w10="urn:schemas-microsoft-com:office:word" xmlns:w="http://schemas.openxmlformats.org/wordprocessingml/2006/main" xmlns:w14="http://schemas.microsoft.com/office/word/2010/wordml" xmlns:w15="http://schemas.microsoft.com/office/word/2012/wordml" xmlns:w16cex="http://schemas.microsoft.com/office/word/2018/wordml/cex" xmlns:w16cid="http://schemas.microsoft.com/office/word/2016/wordml/cid" xmlns:w16="http://schemas.microsoft.com/office/word/2018/wordml" xmlns:w16sdtdh="http://schemas.microsoft.com/office/word/2020/wordml/sdtdatahash" xmlns:w16se="http://schemas.microsoft.com/office/word/2015/wordml/symex" xmlns:wpg="http://schemas.microsoft.com/office/word/2010/wordprocessingGroup" xmlns:wpi="http://schemas.microsoft.com/office/word/2010/wordprocessingInk" xmlns:wne="http://schemas.microsoft.com/office/word/2006/wordml" xmlns:wps="http://schemas.microsoft.com/office/word/2010/wordprocessingShape" mc:Ignorable="w14 w15 w16se w16cid w16 w16cex w16sdtdh wp14">
+<w:ftr xmlns:wpc="http://schemas.microsoft.com/office/word/2010/wordprocessingCanvas" xmlns:cx="http://schemas.microsoft.com/office/drawing/2014/chartex" xmlns:cx1="http://schemas.microsoft.com/office/drawing/2015/9/8/chartex" xmlns:cx2="http://schemas.microsoft.com/office/drawing/2015/10/21/chartex" xmlns:cx3="http://schemas.microsoft.com/office/drawing/2016/5/9/chartex" xmlns:cx4="http://schemas.microsoft.com/office/drawing/2016/5/10/chartex" xmlns:cx5="http://schemas.microsoft.com/office/drawing/2016/5/11/chartex" xmlns:cx6="http://schemas.microsoft.com/office/drawing/2016/5/12/chartex" xmlns:cx7="http://schemas.microsoft.com/office/drawing/2016/5/13/chartex" xmlns:cx8="http://schemas.microsoft.com/office/drawing/2016/5/14/chartex" xmlns:mc="http://schemas.openxmlformats.org/markup-compatibility/2006" xmlns:aink="http://schemas.microsoft.com/office/drawing/2016/ink" xmlns:am3d="http://schemas.microsoft.com/office/drawing/2017/model3d" xmlns:o="urn:schemas-microsoft-com:office:office" xmlns:oel="http://schemas.microsoft.com/office/2019/extlst" xmlns:r="http://schemas.openxmlformats.org/officeDocument/2006/relationships" xmlns:m="http://schemas.openxmlformats.org/officeDocument/2006/math" xmlns:v="urn:schemas-microsoft-com:vml" xmlns:wp14="http://schemas.microsoft.com/office/word/2010/wordprocessingDrawing" xmlns:wp="http://schemas.openxmlformats.org/drawingml/2006/wordprocessingDrawing" xmlns:w10="urn:schemas-microsoft-com:office:word" xmlns:w="http://schemas.openxmlformats.org/wordprocessingml/2006/main" xmlns:w14="http://schemas.microsoft.com/office/word/2010/wordml" xmlns:w15="http://schemas.microsoft.com/office/word/2012/wordml" xmlns:w16cex="http://schemas.microsoft.com/office/word/2018/wordml/cex" xmlns:w16cid="http://schemas.microsoft.com/office/word/2016/wordml/cid" xmlns:w16="http://schemas.microsoft.com/office/word/2018/wordml" xmlns:w16du="http://schemas.microsoft.com/office/word/2023/wordml/word16du" xmlns:w16sdtdh="http://schemas.microsoft.com/office/word/2020/wordml/sdtdatahash" xmlns:w16sdtfl="http://schemas.microsoft.com/office/word/2024/wordml/sdtformatlock" xmlns:w16se="http://schemas.microsoft.com/office/word/2015/wordml/symex" xmlns:wpg="http://schemas.microsoft.com/office/word/2010/wordprocessingGroup" xmlns:wpi="http://schemas.microsoft.com/office/word/2010/wordprocessingInk" xmlns:wne="http://schemas.microsoft.com/office/word/2006/wordml" xmlns:wps="http://schemas.microsoft.com/office/word/2010/wordprocessingShape" mc:Ignorable="w14 w15 w16se w16cid w16 w16cex w16sdtdh w16sdtfl w16du wp14">
   <w:p>
     <w:pPr>
       <w:pStyle w:val="Footer"/>
@@ -2637,7 +2707,7 @@
 </file>
 
 <file path=word/footer2.xml><?xml version="1.0" encoding="utf-8"?>
-<w:ftr xmlns:wpc="http://schemas.microsoft.com/office/word/2010/wordprocessingCanvas" xmlns:cx="http://schemas.microsoft.com/office/drawing/2014/chartex" xmlns:cx1="http://schemas.microsoft.com/office/drawing/2015/9/8/chartex" xmlns:cx2="http://schemas.microsoft.com/office/drawing/2015/10/21/chartex" xmlns:cx3="http://schemas.microsoft.com/office/drawing/2016/5/9/chartex" xmlns:cx4="http://schemas.microsoft.com/office/drawing/2016/5/10/chartex" xmlns:cx5="http://schemas.microsoft.com/office/drawing/2016/5/11/chartex" xmlns:cx6="http://schemas.microsoft.com/office/drawing/2016/5/12/chartex" xmlns:cx7="http://schemas.microsoft.com/office/drawing/2016/5/13/chartex" xmlns:cx8="http://schemas.microsoft.com/office/drawing/2016/5/14/chartex" xmlns:mc="http://schemas.openxmlformats.org/markup-compatibility/2006" xmlns:aink="http://schemas.microsoft.com/office/drawing/2016/ink" xmlns:am3d="http://schemas.microsoft.com/office/drawing/2017/model3d" xmlns:o="urn:schemas-microsoft-com:office:office" xmlns:oel="http://schemas.microsoft.com/office/2019/extlst" xmlns:r="http://schemas.openxmlformats.org/officeDocument/2006/relationships" xmlns:m="http://schemas.openxmlformats.org/officeDocument/2006/math" xmlns:v="urn:schemas-microsoft-com:vml" xmlns:wp14="http://schemas.microsoft.com/office/word/2010/wordprocessingDrawing" xmlns:wp="http://schemas.openxmlformats.org/drawingml/2006/wordprocessingDrawing" xmlns:w10="urn:schemas-microsoft-com:office:word" xmlns:w="http://schemas.openxmlformats.org/wordprocessingml/2006/main" xmlns:w14="http://schemas.microsoft.com/office/word/2010/wordml" xmlns:w15="http://schemas.microsoft.com/office/word/2012/wordml" xmlns:w16cex="http://schemas.microsoft.com/office/word/2018/wordml/cex" xmlns:w16cid="http://schemas.microsoft.com/office/word/2016/wordml/cid" xmlns:w16="http://schemas.microsoft.com/office/word/2018/wordml" xmlns:w16sdtdh="http://schemas.microsoft.com/office/word/2020/wordml/sdtdatahash" xmlns:w16se="http://schemas.microsoft.com/office/word/2015/wordml/symex" xmlns:wpg="http://schemas.microsoft.com/office/word/2010/wordprocessingGroup" xmlns:wpi="http://schemas.microsoft.com/office/word/2010/wordprocessingInk" xmlns:wne="http://schemas.microsoft.com/office/word/2006/wordml" xmlns:wps="http://schemas.microsoft.com/office/word/2010/wordprocessingShape" mc:Ignorable="w14 w15 w16se w16cid w16 w16cex w16sdtdh wp14">
+<w:ftr xmlns:wpc="http://schemas.microsoft.com/office/word/2010/wordprocessingCanvas" xmlns:cx="http://schemas.microsoft.com/office/drawing/2014/chartex" xmlns:cx1="http://schemas.microsoft.com/office/drawing/2015/9/8/chartex" xmlns:cx2="http://schemas.microsoft.com/office/drawing/2015/10/21/chartex" xmlns:cx3="http://schemas.microsoft.com/office/drawing/2016/5/9/chartex" xmlns:cx4="http://schemas.microsoft.com/office/drawing/2016/5/10/chartex" xmlns:cx5="http://schemas.microsoft.com/office/drawing/2016/5/11/chartex" xmlns:cx6="http://schemas.microsoft.com/office/drawing/2016/5/12/chartex" xmlns:cx7="http://schemas.microsoft.com/office/drawing/2016/5/13/chartex" xmlns:cx8="http://schemas.microsoft.com/office/drawing/2016/5/14/chartex" xmlns:mc="http://schemas.openxmlformats.org/markup-compatibility/2006" xmlns:aink="http://schemas.microsoft.com/office/drawing/2016/ink" xmlns:am3d="http://schemas.microsoft.com/office/drawing/2017/model3d" xmlns:o="urn:schemas-microsoft-com:office:office" xmlns:oel="http://schemas.microsoft.com/office/2019/extlst" xmlns:r="http://schemas.openxmlformats.org/officeDocument/2006/relationships" xmlns:m="http://schemas.openxmlformats.org/officeDocument/2006/math" xmlns:v="urn:schemas-microsoft-com:vml" xmlns:wp14="http://schemas.microsoft.com/office/word/2010/wordprocessingDrawing" xmlns:wp="http://schemas.openxmlformats.org/drawingml/2006/wordprocessingDrawing" xmlns:w10="urn:schemas-microsoft-com:office:word" xmlns:w="http://schemas.openxmlformats.org/wordprocessingml/2006/main" xmlns:w14="http://schemas.microsoft.com/office/word/2010/wordml" xmlns:w15="http://schemas.microsoft.com/office/word/2012/wordml" xmlns:w16cex="http://schemas.microsoft.com/office/word/2018/wordml/cex" xmlns:w16cid="http://schemas.microsoft.com/office/word/2016/wordml/cid" xmlns:w16="http://schemas.microsoft.com/office/word/2018/wordml" xmlns:w16du="http://schemas.microsoft.com/office/word/2023/wordml/word16du" xmlns:w16sdtdh="http://schemas.microsoft.com/office/word/2020/wordml/sdtdatahash" xmlns:w16sdtfl="http://schemas.microsoft.com/office/word/2024/wordml/sdtformatlock" xmlns:w16se="http://schemas.microsoft.com/office/word/2015/wordml/symex" xmlns:wpg="http://schemas.microsoft.com/office/word/2010/wordprocessingGroup" xmlns:wpi="http://schemas.microsoft.com/office/word/2010/wordprocessingInk" xmlns:wne="http://schemas.microsoft.com/office/word/2006/wordml" xmlns:wps="http://schemas.microsoft.com/office/word/2010/wordprocessingShape" mc:Ignorable="w14 w15 w16se w16cid w16 w16cex w16sdtdh w16sdtfl w16du wp14">
   <w:sdt>
     <w:sdtPr>
       <w:rPr>
@@ -2727,7 +2797,7 @@
 </file>
 
 <file path=word/footer3.xml><?xml version="1.0" encoding="utf-8"?>
-<w:ftr xmlns:wpc="http://schemas.microsoft.com/office/word/2010/wordprocessingCanvas" xmlns:cx="http://schemas.microsoft.com/office/drawing/2014/chartex" xmlns:cx1="http://schemas.microsoft.com/office/drawing/2015/9/8/chartex" xmlns:cx2="http://schemas.microsoft.com/office/drawing/2015/10/21/chartex" xmlns:cx3="http://schemas.microsoft.com/office/drawing/2016/5/9/chartex" xmlns:cx4="http://schemas.microsoft.com/office/drawing/2016/5/10/chartex" xmlns:cx5="http://schemas.microsoft.com/office/drawing/2016/5/11/chartex" xmlns:cx6="http://schemas.microsoft.com/office/drawing/2016/5/12/chartex" xmlns:cx7="http://schemas.microsoft.com/office/drawing/2016/5/13/chartex" xmlns:cx8="http://schemas.microsoft.com/office/drawing/2016/5/14/chartex" xmlns:mc="http://schemas.openxmlformats.org/markup-compatibility/2006" xmlns:aink="http://schemas.microsoft.com/office/drawing/2016/ink" xmlns:am3d="http://schemas.microsoft.com/office/drawing/2017/model3d" xmlns:o="urn:schemas-microsoft-com:office:office" xmlns:oel="http://schemas.microsoft.com/office/2019/extlst" xmlns:r="http://schemas.openxmlformats.org/officeDocument/2006/relationships" xmlns:m="http://schemas.openxmlformats.org/officeDocument/2006/math" xmlns:v="urn:schemas-microsoft-com:vml" xmlns:wp14="http://schemas.microsoft.com/office/word/2010/wordprocessingDrawing" xmlns:wp="http://schemas.openxmlformats.org/drawingml/2006/wordprocessingDrawing" xmlns:w10="urn:schemas-microsoft-com:office:word" xmlns:w="http://schemas.openxmlformats.org/wordprocessingml/2006/main" xmlns:w14="http://schemas.microsoft.com/office/word/2010/wordml" xmlns:w15="http://schemas.microsoft.com/office/word/2012/wordml" xmlns:w16cex="http://schemas.microsoft.com/office/word/2018/wordml/cex" xmlns:w16cid="http://schemas.microsoft.com/office/word/2016/wordml/cid" xmlns:w16="http://schemas.microsoft.com/office/word/2018/wordml" xmlns:w16sdtdh="http://schemas.microsoft.com/office/word/2020/wordml/sdtdatahash" xmlns:w16se="http://schemas.microsoft.com/office/word/2015/wordml/symex" xmlns:wpg="http://schemas.microsoft.com/office/word/2010/wordprocessingGroup" xmlns:wpi="http://schemas.microsoft.com/office/word/2010/wordprocessingInk" xmlns:wne="http://schemas.microsoft.com/office/word/2006/wordml" xmlns:wps="http://schemas.microsoft.com/office/word/2010/wordprocessingShape" mc:Ignorable="w14 w15 w16se w16cid w16 w16cex w16sdtdh wp14">
+<w:ftr xmlns:wpc="http://schemas.microsoft.com/office/word/2010/wordprocessingCanvas" xmlns:cx="http://schemas.microsoft.com/office/drawing/2014/chartex" xmlns:cx1="http://schemas.microsoft.com/office/drawing/2015/9/8/chartex" xmlns:cx2="http://schemas.microsoft.com/office/drawing/2015/10/21/chartex" xmlns:cx3="http://schemas.microsoft.com/office/drawing/2016/5/9/chartex" xmlns:cx4="http://schemas.microsoft.com/office/drawing/2016/5/10/chartex" xmlns:cx5="http://schemas.microsoft.com/office/drawing/2016/5/11/chartex" xmlns:cx6="http://schemas.microsoft.com/office/drawing/2016/5/12/chartex" xmlns:cx7="http://schemas.microsoft.com/office/drawing/2016/5/13/chartex" xmlns:cx8="http://schemas.microsoft.com/office/drawing/2016/5/14/chartex" xmlns:mc="http://schemas.openxmlformats.org/markup-compatibility/2006" xmlns:aink="http://schemas.microsoft.com/office/drawing/2016/ink" xmlns:am3d="http://schemas.microsoft.com/office/drawing/2017/model3d" xmlns:o="urn:schemas-microsoft-com:office:office" xmlns:oel="http://schemas.microsoft.com/office/2019/extlst" xmlns:r="http://schemas.openxmlformats.org/officeDocument/2006/relationships" xmlns:m="http://schemas.openxmlformats.org/officeDocument/2006/math" xmlns:v="urn:schemas-microsoft-com:vml" xmlns:wp14="http://schemas.microsoft.com/office/word/2010/wordprocessingDrawing" xmlns:wp="http://schemas.openxmlformats.org/drawingml/2006/wordprocessingDrawing" xmlns:w10="urn:schemas-microsoft-com:office:word" xmlns:w="http://schemas.openxmlformats.org/wordprocessingml/2006/main" xmlns:w14="http://schemas.microsoft.com/office/word/2010/wordml" xmlns:w15="http://schemas.microsoft.com/office/word/2012/wordml" xmlns:w16cex="http://schemas.microsoft.com/office/word/2018/wordml/cex" xmlns:w16cid="http://schemas.microsoft.com/office/word/2016/wordml/cid" xmlns:w16="http://schemas.microsoft.com/office/word/2018/wordml" xmlns:w16du="http://schemas.microsoft.com/office/word/2023/wordml/word16du" xmlns:w16sdtdh="http://schemas.microsoft.com/office/word/2020/wordml/sdtdatahash" xmlns:w16sdtfl="http://schemas.microsoft.com/office/word/2024/wordml/sdtformatlock" xmlns:w16se="http://schemas.microsoft.com/office/word/2015/wordml/symex" xmlns:wpg="http://schemas.microsoft.com/office/word/2010/wordprocessingGroup" xmlns:wpi="http://schemas.microsoft.com/office/word/2010/wordprocessingInk" xmlns:wne="http://schemas.microsoft.com/office/word/2006/wordml" xmlns:wps="http://schemas.microsoft.com/office/word/2010/wordprocessingShape" mc:Ignorable="w14 w15 w16se w16cid w16 w16cex w16sdtdh w16sdtfl w16du wp14">
   <w:p>
     <w:pPr>
       <w:pStyle w:val="Footer"/>
@@ -2737,7 +2807,7 @@
 </file>
 
 <file path=word/footnotes.xml><?xml version="1.0" encoding="utf-8"?>
-<w:footnotes xmlns:wpc="http://schemas.microsoft.com/office/word/2010/wordprocessingCanvas" xmlns:cx="http://schemas.microsoft.com/office/drawing/2014/chartex" xmlns:cx1="http://schemas.microsoft.com/office/drawing/2015/9/8/chartex" xmlns:cx2="http://schemas.microsoft.com/office/drawing/2015/10/21/chartex" xmlns:cx3="http://schemas.microsoft.com/office/drawing/2016/5/9/chartex" xmlns:cx4="http://schemas.microsoft.com/office/drawing/2016/5/10/chartex" xmlns:cx5="http://schemas.microsoft.com/office/drawing/2016/5/11/chartex" xmlns:cx6="http://schemas.microsoft.com/office/drawing/2016/5/12/chartex" xmlns:cx7="http://schemas.microsoft.com/office/drawing/2016/5/13/chartex" xmlns:cx8="http://schemas.microsoft.com/office/drawing/2016/5/14/chartex" xmlns:mc="http://schemas.openxmlformats.org/markup-compatibility/2006" xmlns:aink="http://schemas.microsoft.com/office/drawing/2016/ink" xmlns:am3d="http://schemas.microsoft.com/office/drawing/2017/model3d" xmlns:o="urn:schemas-microsoft-com:office:office" xmlns:oel="http://schemas.microsoft.com/office/2019/extlst" xmlns:r="http://schemas.openxmlformats.org/officeDocument/2006/relationships" xmlns:m="http://schemas.openxmlformats.org/officeDocument/2006/math" xmlns:v="urn:schemas-microsoft-com:vml" xmlns:wp14="http://schemas.microsoft.com/office/word/2010/wordprocessingDrawing" xmlns:wp="http://schemas.openxmlformats.org/drawingml/2006/wordprocessingDrawing" xmlns:w10="urn:schemas-microsoft-com:office:word" xmlns:w="http://schemas.openxmlformats.org/wordprocessingml/2006/main" xmlns:w14="http://schemas.microsoft.com/office/word/2010/wordml" xmlns:w15="http://schemas.microsoft.com/office/word/2012/wordml" xmlns:w16cex="http://schemas.microsoft.com/office/word/2018/wordml/cex" xmlns:w16cid="http://schemas.microsoft.com/office/word/2016/wordml/cid" xmlns:w16="http://schemas.microsoft.com/office/word/2018/wordml" xmlns:w16sdtdh="http://schemas.microsoft.com/office/word/2020/wordml/sdtdatahash" xmlns:w16se="http://schemas.microsoft.com/office/word/2015/wordml/symex" xmlns:wpg="http://schemas.microsoft.com/office/word/2010/wordprocessingGroup" xmlns:wpi="http://schemas.microsoft.com/office/word/2010/wordprocessingInk" xmlns:wne="http://schemas.microsoft.com/office/word/2006/wordml" xmlns:wps="http://schemas.microsoft.com/office/word/2010/wordprocessingShape" mc:Ignorable="w14 w15 w16se w16cid w16 w16cex w16sdtdh wp14">
+<w:footnotes xmlns:wpc="http://schemas.microsoft.com/office/word/2010/wordprocessingCanvas" xmlns:cx="http://schemas.microsoft.com/office/drawing/2014/chartex" xmlns:cx1="http://schemas.microsoft.com/office/drawing/2015/9/8/chartex" xmlns:cx2="http://schemas.microsoft.com/office/drawing/2015/10/21/chartex" xmlns:cx3="http://schemas.microsoft.com/office/drawing/2016/5/9/chartex" xmlns:cx4="http://schemas.microsoft.com/office/drawing/2016/5/10/chartex" xmlns:cx5="http://schemas.microsoft.com/office/drawing/2016/5/11/chartex" xmlns:cx6="http://schemas.microsoft.com/office/drawing/2016/5/12/chartex" xmlns:cx7="http://schemas.microsoft.com/office/drawing/2016/5/13/chartex" xmlns:cx8="http://schemas.microsoft.com/office/drawing/2016/5/14/chartex" xmlns:mc="http://schemas.openxmlformats.org/markup-compatibility/2006" xmlns:aink="http://schemas.microsoft.com/office/drawing/2016/ink" xmlns:am3d="http://schemas.microsoft.com/office/drawing/2017/model3d" xmlns:o="urn:schemas-microsoft-com:office:office" xmlns:oel="http://schemas.microsoft.com/office/2019/extlst" xmlns:r="http://schemas.openxmlformats.org/officeDocument/2006/relationships" xmlns:m="http://schemas.openxmlformats.org/officeDocument/2006/math" xmlns:v="urn:schemas-microsoft-com:vml" xmlns:wp14="http://schemas.microsoft.com/office/word/2010/wordprocessingDrawing" xmlns:wp="http://schemas.openxmlformats.org/drawingml/2006/wordprocessingDrawing" xmlns:w10="urn:schemas-microsoft-com:office:word" xmlns:w="http://schemas.openxmlformats.org/wordprocessingml/2006/main" xmlns:w14="http://schemas.microsoft.com/office/word/2010/wordml" xmlns:w15="http://schemas.microsoft.com/office/word/2012/wordml" xmlns:w16cex="http://schemas.microsoft.com/office/word/2018/wordml/cex" xmlns:w16cid="http://schemas.microsoft.com/office/word/2016/wordml/cid" xmlns:w16="http://schemas.microsoft.com/office/word/2018/wordml" xmlns:w16du="http://schemas.microsoft.com/office/word/2023/wordml/word16du" xmlns:w16sdtdh="http://schemas.microsoft.com/office/word/2020/wordml/sdtdatahash" xmlns:w16sdtfl="http://schemas.microsoft.com/office/word/2024/wordml/sdtformatlock" xmlns:w16se="http://schemas.microsoft.com/office/word/2015/wordml/symex" xmlns:wpg="http://schemas.microsoft.com/office/word/2010/wordprocessingGroup" xmlns:wpi="http://schemas.microsoft.com/office/word/2010/wordprocessingInk" xmlns:wne="http://schemas.microsoft.com/office/word/2006/wordml" xmlns:wps="http://schemas.microsoft.com/office/word/2010/wordprocessingShape" mc:Ignorable="w14 w15 w16se w16cid w16 w16cex w16sdtdh w16sdtfl w16du wp14">
   <w:footnote w:type="separator" w:id="-1">
     <w:p>
       <w:pPr>
@@ -2762,7 +2832,7 @@
 </file>
 
 <file path=word/header1.xml><?xml version="1.0" encoding="utf-8"?>
-<w:hdr xmlns:wpc="http://schemas.microsoft.com/office/word/2010/wordprocessingCanvas" xmlns:cx="http://schemas.microsoft.com/office/drawing/2014/chartex" xmlns:cx1="http://schemas.microsoft.com/office/drawing/2015/9/8/chartex" xmlns:cx2="http://schemas.microsoft.com/office/drawing/2015/10/21/chartex" xmlns:cx3="http://schemas.microsoft.com/office/drawing/2016/5/9/chartex" xmlns:cx4="http://schemas.microsoft.com/office/drawing/2016/5/10/chartex" xmlns:cx5="http://schemas.microsoft.com/office/drawing/2016/5/11/chartex" xmlns:cx6="http://schemas.microsoft.com/office/drawing/2016/5/12/chartex" xmlns:cx7="http://schemas.microsoft.com/office/drawing/2016/5/13/chartex" xmlns:cx8="http://schemas.microsoft.com/office/drawing/2016/5/14/chartex" xmlns:mc="http://schemas.openxmlformats.org/markup-compatibility/2006" xmlns:aink="http://schemas.microsoft.com/office/drawing/2016/ink" xmlns:am3d="http://schemas.microsoft.com/office/drawing/2017/model3d" xmlns:o="urn:schemas-microsoft-com:office:office" xmlns:oel="http://schemas.microsoft.com/office/2019/extlst" xmlns:r="http://schemas.openxmlformats.org/officeDocument/2006/relationships" xmlns:m="http://schemas.openxmlformats.org/officeDocument/2006/math" xmlns:v="urn:schemas-microsoft-com:vml" xmlns:wp14="http://schemas.microsoft.com/office/word/2010/wordprocessingDrawing" xmlns:wp="http://schemas.openxmlformats.org/drawingml/2006/wordprocessingDrawing" xmlns:w10="urn:schemas-microsoft-com:office:word" xmlns:w="http://schemas.openxmlformats.org/wordprocessingml/2006/main" xmlns:w14="http://schemas.microsoft.com/office/word/2010/wordml" xmlns:w15="http://schemas.microsoft.com/office/word/2012/wordml" xmlns:w16cex="http://schemas.microsoft.com/office/word/2018/wordml/cex" xmlns:w16cid="http://schemas.microsoft.com/office/word/2016/wordml/cid" xmlns:w16="http://schemas.microsoft.com/office/word/2018/wordml" xmlns:w16sdtdh="http://schemas.microsoft.com/office/word/2020/wordml/sdtdatahash" xmlns:w16se="http://schemas.microsoft.com/office/word/2015/wordml/symex" xmlns:wpg="http://schemas.microsoft.com/office/word/2010/wordprocessingGroup" xmlns:wpi="http://schemas.microsoft.com/office/word/2010/wordprocessingInk" xmlns:wne="http://schemas.microsoft.com/office/word/2006/wordml" xmlns:wps="http://schemas.microsoft.com/office/word/2010/wordprocessingShape" mc:Ignorable="w14 w15 w16se w16cid w16 w16cex w16sdtdh wp14">
+<w:hdr xmlns:wpc="http://schemas.microsoft.com/office/word/2010/wordprocessingCanvas" xmlns:cx="http://schemas.microsoft.com/office/drawing/2014/chartex" xmlns:cx1="http://schemas.microsoft.com/office/drawing/2015/9/8/chartex" xmlns:cx2="http://schemas.microsoft.com/office/drawing/2015/10/21/chartex" xmlns:cx3="http://schemas.microsoft.com/office/drawing/2016/5/9/chartex" xmlns:cx4="http://schemas.microsoft.com/office/drawing/2016/5/10/chartex" xmlns:cx5="http://schemas.microsoft.com/office/drawing/2016/5/11/chartex" xmlns:cx6="http://schemas.microsoft.com/office/drawing/2016/5/12/chartex" xmlns:cx7="http://schemas.microsoft.com/office/drawing/2016/5/13/chartex" xmlns:cx8="http://schemas.microsoft.com/office/drawing/2016/5/14/chartex" xmlns:mc="http://schemas.openxmlformats.org/markup-compatibility/2006" xmlns:aink="http://schemas.microsoft.com/office/drawing/2016/ink" xmlns:am3d="http://schemas.microsoft.com/office/drawing/2017/model3d" xmlns:o="urn:schemas-microsoft-com:office:office" xmlns:oel="http://schemas.microsoft.com/office/2019/extlst" xmlns:r="http://schemas.openxmlformats.org/officeDocument/2006/relationships" xmlns:m="http://schemas.openxmlformats.org/officeDocument/2006/math" xmlns:v="urn:schemas-microsoft-com:vml" xmlns:wp14="http://schemas.microsoft.com/office/word/2010/wordprocessingDrawing" xmlns:wp="http://schemas.openxmlformats.org/drawingml/2006/wordprocessingDrawing" xmlns:w10="urn:schemas-microsoft-com:office:word" xmlns:w="http://schemas.openxmlformats.org/wordprocessingml/2006/main" xmlns:w14="http://schemas.microsoft.com/office/word/2010/wordml" xmlns:w15="http://schemas.microsoft.com/office/word/2012/wordml" xmlns:w16cex="http://schemas.microsoft.com/office/word/2018/wordml/cex" xmlns:w16cid="http://schemas.microsoft.com/office/word/2016/wordml/cid" xmlns:w16="http://schemas.microsoft.com/office/word/2018/wordml" xmlns:w16du="http://schemas.microsoft.com/office/word/2023/wordml/word16du" xmlns:w16sdtdh="http://schemas.microsoft.com/office/word/2020/wordml/sdtdatahash" xmlns:w16sdtfl="http://schemas.microsoft.com/office/word/2024/wordml/sdtformatlock" xmlns:w16se="http://schemas.microsoft.com/office/word/2015/wordml/symex" xmlns:wpg="http://schemas.microsoft.com/office/word/2010/wordprocessingGroup" xmlns:wpi="http://schemas.microsoft.com/office/word/2010/wordprocessingInk" xmlns:wne="http://schemas.microsoft.com/office/word/2006/wordml" xmlns:wps="http://schemas.microsoft.com/office/word/2010/wordprocessingShape" mc:Ignorable="w14 w15 w16se w16cid w16 w16cex w16sdtdh w16sdtfl w16du wp14">
   <w:p>
     <w:pPr>
       <w:pStyle w:val="Header"/>
@@ -2772,7 +2842,7 @@
 </file>
 
 <file path=word/header2.xml><?xml version="1.0" encoding="utf-8"?>
-<w:hdr xmlns:wpc="http://schemas.microsoft.com/office/word/2010/wordprocessingCanvas" xmlns:cx="http://schemas.microsoft.com/office/drawing/2014/chartex" xmlns:cx1="http://schemas.microsoft.com/office/drawing/2015/9/8/chartex" xmlns:cx2="http://schemas.microsoft.com/office/drawing/2015/10/21/chartex" xmlns:cx3="http://schemas.microsoft.com/office/drawing/2016/5/9/chartex" xmlns:cx4="http://schemas.microsoft.com/office/drawing/2016/5/10/chartex" xmlns:cx5="http://schemas.microsoft.com/office/drawing/2016/5/11/chartex" xmlns:cx6="http://schemas.microsoft.com/office/drawing/2016/5/12/chartex" xmlns:cx7="http://schemas.microsoft.com/office/drawing/2016/5/13/chartex" xmlns:cx8="http://schemas.microsoft.com/office/drawing/2016/5/14/chartex" xmlns:mc="http://schemas.openxmlformats.org/markup-compatibility/2006" xmlns:aink="http://schemas.microsoft.com/office/drawing/2016/ink" xmlns:am3d="http://schemas.microsoft.com/office/drawing/2017/model3d" xmlns:o="urn:schemas-microsoft-com:office:office" xmlns:oel="http://schemas.microsoft.com/office/2019/extlst" xmlns:r="http://schemas.openxmlformats.org/officeDocument/2006/relationships" xmlns:m="http://schemas.openxmlformats.org/officeDocument/2006/math" xmlns:v="urn:schemas-microsoft-com:vml" xmlns:wp14="http://schemas.microsoft.com/office/word/2010/wordprocessingDrawing" xmlns:wp="http://schemas.openxmlformats.org/drawingml/2006/wordprocessingDrawing" xmlns:w10="urn:schemas-microsoft-com:office:word" xmlns:w="http://schemas.openxmlformats.org/wordprocessingml/2006/main" xmlns:w14="http://schemas.microsoft.com/office/word/2010/wordml" xmlns:w15="http://schemas.microsoft.com/office/word/2012/wordml" xmlns:w16cex="http://schemas.microsoft.com/office/word/2018/wordml/cex" xmlns:w16cid="http://schemas.microsoft.com/office/word/2016/wordml/cid" xmlns:w16="http://schemas.microsoft.com/office/word/2018/wordml" xmlns:w16sdtdh="http://schemas.microsoft.com/office/word/2020/wordml/sdtdatahash" xmlns:w16se="http://schemas.microsoft.com/office/word/2015/wordml/symex" xmlns:wpg="http://schemas.microsoft.com/office/word/2010/wordprocessingGroup" xmlns:wpi="http://schemas.microsoft.com/office/word/2010/wordprocessingInk" xmlns:wne="http://schemas.microsoft.com/office/word/2006/wordml" xmlns:wps="http://schemas.microsoft.com/office/word/2010/wordprocessingShape" mc:Ignorable="w14 w15 w16se w16cid w16 w16cex w16sdtdh wp14">
+<w:hdr xmlns:wpc="http://schemas.microsoft.com/office/word/2010/wordprocessingCanvas" xmlns:cx="http://schemas.microsoft.com/office/drawing/2014/chartex" xmlns:cx1="http://schemas.microsoft.com/office/drawing/2015/9/8/chartex" xmlns:cx2="http://schemas.microsoft.com/office/drawing/2015/10/21/chartex" xmlns:cx3="http://schemas.microsoft.com/office/drawing/2016/5/9/chartex" xmlns:cx4="http://schemas.microsoft.com/office/drawing/2016/5/10/chartex" xmlns:cx5="http://schemas.microsoft.com/office/drawing/2016/5/11/chartex" xmlns:cx6="http://schemas.microsoft.com/office/drawing/2016/5/12/chartex" xmlns:cx7="http://schemas.microsoft.com/office/drawing/2016/5/13/chartex" xmlns:cx8="http://schemas.microsoft.com/office/drawing/2016/5/14/chartex" xmlns:mc="http://schemas.openxmlformats.org/markup-compatibility/2006" xmlns:aink="http://schemas.microsoft.com/office/drawing/2016/ink" xmlns:am3d="http://schemas.microsoft.com/office/drawing/2017/model3d" xmlns:o="urn:schemas-microsoft-com:office:office" xmlns:oel="http://schemas.microsoft.com/office/2019/extlst" xmlns:r="http://schemas.openxmlformats.org/officeDocument/2006/relationships" xmlns:m="http://schemas.openxmlformats.org/officeDocument/2006/math" xmlns:v="urn:schemas-microsoft-com:vml" xmlns:wp14="http://schemas.microsoft.com/office/word/2010/wordprocessingDrawing" xmlns:wp="http://schemas.openxmlformats.org/drawingml/2006/wordprocessingDrawing" xmlns:w10="urn:schemas-microsoft-com:office:word" xmlns:w="http://schemas.openxmlformats.org/wordprocessingml/2006/main" xmlns:w14="http://schemas.microsoft.com/office/word/2010/wordml" xmlns:w15="http://schemas.microsoft.com/office/word/2012/wordml" xmlns:w16cex="http://schemas.microsoft.com/office/word/2018/wordml/cex" xmlns:w16cid="http://schemas.microsoft.com/office/word/2016/wordml/cid" xmlns:w16="http://schemas.microsoft.com/office/word/2018/wordml" xmlns:w16du="http://schemas.microsoft.com/office/word/2023/wordml/word16du" xmlns:w16sdtdh="http://schemas.microsoft.com/office/word/2020/wordml/sdtdatahash" xmlns:w16sdtfl="http://schemas.microsoft.com/office/word/2024/wordml/sdtformatlock" xmlns:w16se="http://schemas.microsoft.com/office/word/2015/wordml/symex" xmlns:wpg="http://schemas.microsoft.com/office/word/2010/wordprocessingGroup" xmlns:wpi="http://schemas.microsoft.com/office/word/2010/wordprocessingInk" xmlns:wne="http://schemas.microsoft.com/office/word/2006/wordml" xmlns:wps="http://schemas.microsoft.com/office/word/2010/wordprocessingShape" mc:Ignorable="w14 w15 w16se w16cid w16 w16cex w16sdtdh w16sdtfl w16du wp14">
   <w:p>
     <w:pPr>
       <w:spacing w:after="0" w:line="240" w:lineRule="auto"/>
@@ -3837,7 +3907,21 @@
             <w:rPr>
               <w:rFonts w:eastAsia="Arial" w:cstheme="minorHAnsi"/>
             </w:rPr>
-            <w:t>&lt;&lt;matterNo&gt;&gt;</w:t>
+            <w:t>&lt;&lt;</w:t>
+          </w:r>
+          <w:proofErr w:type="spellStart"/>
+          <w:r>
+            <w:rPr>
+              <w:rFonts w:eastAsia="Arial" w:cstheme="minorHAnsi"/>
+            </w:rPr>
+            <w:t>matterNo</w:t>
+          </w:r>
+          <w:proofErr w:type="spellEnd"/>
+          <w:r>
+            <w:rPr>
+              <w:rFonts w:eastAsia="Arial" w:cstheme="minorHAnsi"/>
+            </w:rPr>
+            <w:t>&gt;&gt;</w:t>
           </w:r>
         </w:p>
       </w:tc>
@@ -3938,7 +4022,21 @@
             <w:rPr>
               <w:rFonts w:eastAsia="Arial" w:cstheme="minorHAnsi"/>
             </w:rPr>
-            <w:t>&lt;&lt;serialNo&gt;&gt;</w:t>
+            <w:t>&lt;&lt;</w:t>
+          </w:r>
+          <w:proofErr w:type="spellStart"/>
+          <w:r>
+            <w:rPr>
+              <w:rFonts w:eastAsia="Arial" w:cstheme="minorHAnsi"/>
+            </w:rPr>
+            <w:t>serialNo</w:t>
+          </w:r>
+          <w:proofErr w:type="spellEnd"/>
+          <w:r>
+            <w:rPr>
+              <w:rFonts w:eastAsia="Arial" w:cstheme="minorHAnsi"/>
+            </w:rPr>
+            <w:t>&gt;&gt;</w:t>
           </w:r>
         </w:p>
       </w:tc>
@@ -5462,7 +5560,7 @@
 </file>
 
 <file path=word/header3.xml><?xml version="1.0" encoding="utf-8"?>
-<w:hdr xmlns:wpc="http://schemas.microsoft.com/office/word/2010/wordprocessingCanvas" xmlns:cx="http://schemas.microsoft.com/office/drawing/2014/chartex" xmlns:cx1="http://schemas.microsoft.com/office/drawing/2015/9/8/chartex" xmlns:cx2="http://schemas.microsoft.com/office/drawing/2015/10/21/chartex" xmlns:cx3="http://schemas.microsoft.com/office/drawing/2016/5/9/chartex" xmlns:cx4="http://schemas.microsoft.com/office/drawing/2016/5/10/chartex" xmlns:cx5="http://schemas.microsoft.com/office/drawing/2016/5/11/chartex" xmlns:cx6="http://schemas.microsoft.com/office/drawing/2016/5/12/chartex" xmlns:cx7="http://schemas.microsoft.com/office/drawing/2016/5/13/chartex" xmlns:cx8="http://schemas.microsoft.com/office/drawing/2016/5/14/chartex" xmlns:mc="http://schemas.openxmlformats.org/markup-compatibility/2006" xmlns:aink="http://schemas.microsoft.com/office/drawing/2016/ink" xmlns:am3d="http://schemas.microsoft.com/office/drawing/2017/model3d" xmlns:o="urn:schemas-microsoft-com:office:office" xmlns:oel="http://schemas.microsoft.com/office/2019/extlst" xmlns:r="http://schemas.openxmlformats.org/officeDocument/2006/relationships" xmlns:m="http://schemas.openxmlformats.org/officeDocument/2006/math" xmlns:v="urn:schemas-microsoft-com:vml" xmlns:wp14="http://schemas.microsoft.com/office/word/2010/wordprocessingDrawing" xmlns:wp="http://schemas.openxmlformats.org/drawingml/2006/wordprocessingDrawing" xmlns:w10="urn:schemas-microsoft-com:office:word" xmlns:w="http://schemas.openxmlformats.org/wordprocessingml/2006/main" xmlns:w14="http://schemas.microsoft.com/office/word/2010/wordml" xmlns:w15="http://schemas.microsoft.com/office/word/2012/wordml" xmlns:w16cex="http://schemas.microsoft.com/office/word/2018/wordml/cex" xmlns:w16cid="http://schemas.microsoft.com/office/word/2016/wordml/cid" xmlns:w16="http://schemas.microsoft.com/office/word/2018/wordml" xmlns:w16sdtdh="http://schemas.microsoft.com/office/word/2020/wordml/sdtdatahash" xmlns:w16se="http://schemas.microsoft.com/office/word/2015/wordml/symex" xmlns:wpg="http://schemas.microsoft.com/office/word/2010/wordprocessingGroup" xmlns:wpi="http://schemas.microsoft.com/office/word/2010/wordprocessingInk" xmlns:wne="http://schemas.microsoft.com/office/word/2006/wordml" xmlns:wps="http://schemas.microsoft.com/office/word/2010/wordprocessingShape" mc:Ignorable="w14 w15 w16se w16cid w16 w16cex w16sdtdh wp14">
+<w:hdr xmlns:wpc="http://schemas.microsoft.com/office/word/2010/wordprocessingCanvas" xmlns:cx="http://schemas.microsoft.com/office/drawing/2014/chartex" xmlns:cx1="http://schemas.microsoft.com/office/drawing/2015/9/8/chartex" xmlns:cx2="http://schemas.microsoft.com/office/drawing/2015/10/21/chartex" xmlns:cx3="http://schemas.microsoft.com/office/drawing/2016/5/9/chartex" xmlns:cx4="http://schemas.microsoft.com/office/drawing/2016/5/10/chartex" xmlns:cx5="http://schemas.microsoft.com/office/drawing/2016/5/11/chartex" xmlns:cx6="http://schemas.microsoft.com/office/drawing/2016/5/12/chartex" xmlns:cx7="http://schemas.microsoft.com/office/drawing/2016/5/13/chartex" xmlns:cx8="http://schemas.microsoft.com/office/drawing/2016/5/14/chartex" xmlns:mc="http://schemas.openxmlformats.org/markup-compatibility/2006" xmlns:aink="http://schemas.microsoft.com/office/drawing/2016/ink" xmlns:am3d="http://schemas.microsoft.com/office/drawing/2017/model3d" xmlns:o="urn:schemas-microsoft-com:office:office" xmlns:oel="http://schemas.microsoft.com/office/2019/extlst" xmlns:r="http://schemas.openxmlformats.org/officeDocument/2006/relationships" xmlns:m="http://schemas.openxmlformats.org/officeDocument/2006/math" xmlns:v="urn:schemas-microsoft-com:vml" xmlns:wp14="http://schemas.microsoft.com/office/word/2010/wordprocessingDrawing" xmlns:wp="http://schemas.openxmlformats.org/drawingml/2006/wordprocessingDrawing" xmlns:w10="urn:schemas-microsoft-com:office:word" xmlns:w="http://schemas.openxmlformats.org/wordprocessingml/2006/main" xmlns:w14="http://schemas.microsoft.com/office/word/2010/wordml" xmlns:w15="http://schemas.microsoft.com/office/word/2012/wordml" xmlns:w16cex="http://schemas.microsoft.com/office/word/2018/wordml/cex" xmlns:w16cid="http://schemas.microsoft.com/office/word/2016/wordml/cid" xmlns:w16="http://schemas.microsoft.com/office/word/2018/wordml" xmlns:w16du="http://schemas.microsoft.com/office/word/2023/wordml/word16du" xmlns:w16sdtdh="http://schemas.microsoft.com/office/word/2020/wordml/sdtdatahash" xmlns:w16sdtfl="http://schemas.microsoft.com/office/word/2024/wordml/sdtformatlock" xmlns:w16se="http://schemas.microsoft.com/office/word/2015/wordml/symex" xmlns:wpg="http://schemas.microsoft.com/office/word/2010/wordprocessingGroup" xmlns:wpi="http://schemas.microsoft.com/office/word/2010/wordprocessingInk" xmlns:wne="http://schemas.microsoft.com/office/word/2006/wordml" xmlns:wps="http://schemas.microsoft.com/office/word/2010/wordprocessingShape" mc:Ignorable="w14 w15 w16se w16cid w16 w16cex w16sdtdh w16sdtfl w16du wp14">
   <w:p>
     <w:pPr>
       <w:pStyle w:val="Header"/>
@@ -5472,7 +5570,7 @@
 </file>
 
 <file path=word/styles.xml><?xml version="1.0" encoding="utf-8"?>
-<w:styles xmlns:mc="http://schemas.openxmlformats.org/markup-compatibility/2006" xmlns:r="http://schemas.openxmlformats.org/officeDocument/2006/relationships" xmlns:w="http://schemas.openxmlformats.org/wordprocessingml/2006/main" xmlns:w14="http://schemas.microsoft.com/office/word/2010/wordml" xmlns:w15="http://schemas.microsoft.com/office/word/2012/wordml" xmlns:w16cex="http://schemas.microsoft.com/office/word/2018/wordml/cex" xmlns:w16cid="http://schemas.microsoft.com/office/word/2016/wordml/cid" xmlns:w16="http://schemas.microsoft.com/office/word/2018/wordml" xmlns:w16sdtdh="http://schemas.microsoft.com/office/word/2020/wordml/sdtdatahash" xmlns:w16se="http://schemas.microsoft.com/office/word/2015/wordml/symex" mc:Ignorable="w14 w15 w16se w16cid w16 w16cex w16sdtdh">
+<w:styles xmlns:mc="http://schemas.openxmlformats.org/markup-compatibility/2006" xmlns:r="http://schemas.openxmlformats.org/officeDocument/2006/relationships" xmlns:w="http://schemas.openxmlformats.org/wordprocessingml/2006/main" xmlns:w14="http://schemas.microsoft.com/office/word/2010/wordml" xmlns:w15="http://schemas.microsoft.com/office/word/2012/wordml" xmlns:w16cex="http://schemas.microsoft.com/office/word/2018/wordml/cex" xmlns:w16cid="http://schemas.microsoft.com/office/word/2016/wordml/cid" xmlns:w16="http://schemas.microsoft.com/office/word/2018/wordml" xmlns:w16du="http://schemas.microsoft.com/office/word/2023/wordml/word16du" xmlns:w16sdtdh="http://schemas.microsoft.com/office/word/2020/wordml/sdtdatahash" xmlns:w16sdtfl="http://schemas.microsoft.com/office/word/2024/wordml/sdtformatlock" xmlns:w16se="http://schemas.microsoft.com/office/word/2015/wordml/symex" mc:Ignorable="w14 w15 w16se w16cid w16 w16cex w16sdtdh w16sdtfl w16du">
   <w:docDefaults>
     <w:rPrDefault>
       <w:rPr>
